--- a/程式外檔案/比賽資訊.docx
+++ b/程式外檔案/比賽資訊.docx
@@ -71,7 +71,7 @@
               <w:ind w:leftChars="0" w:left="0"/>
               <w:cnfStyle w:val="100000000000" w:firstRow="1" w:lastRow="0" w:firstColumn="0" w:lastColumn="0" w:oddVBand="0" w:evenVBand="0" w:oddHBand="0" w:evenHBand="0" w:firstRowFirstColumn="0" w:firstRowLastColumn="0" w:lastRowFirstColumn="0" w:lastRowLastColumn="0"/>
               <w:rPr>
-                <w:rFonts w:ascii="微軟正黑體" w:eastAsia="微軟正黑體" w:hAnsi="微軟正黑體" w:hint="eastAsia"/>
+                <w:rFonts w:ascii="微軟正黑體" w:eastAsia="微軟正黑體" w:hAnsi="微軟正黑體"/>
               </w:rPr>
             </w:pPr>
             <w:r>
@@ -103,7 +103,7 @@
               <w:spacing w:line="400" w:lineRule="exact"/>
               <w:ind w:leftChars="0" w:left="0"/>
               <w:rPr>
-                <w:rFonts w:ascii="微軟正黑體" w:eastAsia="微軟正黑體" w:hAnsi="微軟正黑體" w:hint="eastAsia"/>
+                <w:rFonts w:ascii="微軟正黑體" w:eastAsia="微軟正黑體" w:hAnsi="微軟正黑體"/>
                 <w:color w:val="F2F2F2" w:themeColor="background1" w:themeShade="F2"/>
                 <w:sz w:val="22"/>
                 <w:szCs w:val="20"/>
@@ -116,7 +116,27 @@
                 <w:sz w:val="22"/>
                 <w:szCs w:val="20"/>
               </w:rPr>
-              <w:t>全國大專校院智慧創新暨跨域整合創作競賽</w:t>
+              <w:t>全國大專校院智慧創新</w:t>
+            </w:r>
+            <w:proofErr w:type="gramStart"/>
+            <w:r>
+              <w:rPr>
+                <w:rFonts w:ascii="微軟正黑體" w:eastAsia="微軟正黑體" w:hAnsi="微軟正黑體" w:hint="eastAsia"/>
+                <w:color w:val="F2F2F2" w:themeColor="background1" w:themeShade="F2"/>
+                <w:sz w:val="22"/>
+                <w:szCs w:val="20"/>
+              </w:rPr>
+              <w:t>暨跨域</w:t>
+            </w:r>
+            <w:proofErr w:type="gramEnd"/>
+            <w:r>
+              <w:rPr>
+                <w:rFonts w:ascii="微軟正黑體" w:eastAsia="微軟正黑體" w:hAnsi="微軟正黑體" w:hint="eastAsia"/>
+                <w:color w:val="F2F2F2" w:themeColor="background1" w:themeShade="F2"/>
+                <w:sz w:val="22"/>
+                <w:szCs w:val="20"/>
+              </w:rPr>
+              <w:t>整合創作競賽</w:t>
             </w:r>
           </w:p>
         </w:tc>
@@ -137,7 +157,7 @@
               <w:ind w:leftChars="0" w:left="0"/>
               <w:cnfStyle w:val="000000100000" w:firstRow="0" w:lastRow="0" w:firstColumn="0" w:lastColumn="0" w:oddVBand="0" w:evenVBand="0" w:oddHBand="1" w:evenHBand="0" w:firstRowFirstColumn="0" w:firstRowLastColumn="0" w:lastRowFirstColumn="0" w:lastRowLastColumn="0"/>
               <w:rPr>
-                <w:rFonts w:ascii="微軟正黑體" w:eastAsia="微軟正黑體" w:hAnsi="微軟正黑體" w:hint="eastAsia"/>
+                <w:rFonts w:ascii="微軟正黑體" w:eastAsia="微軟正黑體" w:hAnsi="微軟正黑體"/>
                 <w:color w:val="F2F2F2" w:themeColor="background1" w:themeShade="F2"/>
                 <w:sz w:val="22"/>
                 <w:szCs w:val="20"/>
@@ -150,7 +170,27 @@
                 <w:sz w:val="22"/>
                 <w:szCs w:val="20"/>
               </w:rPr>
-              <w:t>05/05(一)09:00am~7/11(五)11:59pm截止</w:t>
+              <w:t>05/05(</w:t>
+            </w:r>
+            <w:proofErr w:type="gramStart"/>
+            <w:r>
+              <w:rPr>
+                <w:rFonts w:ascii="微軟正黑體" w:eastAsia="微軟正黑體" w:hAnsi="微軟正黑體" w:hint="eastAsia"/>
+                <w:color w:val="F2F2F2" w:themeColor="background1" w:themeShade="F2"/>
+                <w:sz w:val="22"/>
+                <w:szCs w:val="20"/>
+              </w:rPr>
+              <w:t>一</w:t>
+            </w:r>
+            <w:proofErr w:type="gramEnd"/>
+            <w:r>
+              <w:rPr>
+                <w:rFonts w:ascii="微軟正黑體" w:eastAsia="微軟正黑體" w:hAnsi="微軟正黑體" w:hint="eastAsia"/>
+                <w:color w:val="F2F2F2" w:themeColor="background1" w:themeShade="F2"/>
+                <w:sz w:val="22"/>
+                <w:szCs w:val="20"/>
+              </w:rPr>
+              <w:t>)09:00am~7/11(五)11:59pm截止</w:t>
             </w:r>
           </w:p>
         </w:tc>
@@ -173,7 +213,7 @@
               <w:spacing w:line="400" w:lineRule="exact"/>
               <w:ind w:leftChars="0" w:left="0"/>
               <w:rPr>
-                <w:rFonts w:ascii="微軟正黑體" w:eastAsia="微軟正黑體" w:hAnsi="微軟正黑體" w:hint="eastAsia"/>
+                <w:rFonts w:ascii="微軟正黑體" w:eastAsia="微軟正黑體" w:hAnsi="微軟正黑體"/>
                 <w:sz w:val="22"/>
                 <w:szCs w:val="20"/>
               </w:rPr>
@@ -206,7 +246,7 @@
               <w:ind w:leftChars="0" w:left="0"/>
               <w:cnfStyle w:val="000000000000" w:firstRow="0" w:lastRow="0" w:firstColumn="0" w:lastColumn="0" w:oddVBand="0" w:evenVBand="0" w:oddHBand="0" w:evenHBand="0" w:firstRowFirstColumn="0" w:firstRowLastColumn="0" w:lastRowFirstColumn="0" w:lastRowLastColumn="0"/>
               <w:rPr>
-                <w:rFonts w:ascii="微軟正黑體" w:eastAsia="微軟正黑體" w:hAnsi="微軟正黑體" w:hint="eastAsia"/>
+                <w:rFonts w:ascii="微軟正黑體" w:eastAsia="微軟正黑體" w:hAnsi="微軟正黑體"/>
                 <w:sz w:val="22"/>
                 <w:szCs w:val="20"/>
               </w:rPr>
@@ -240,18 +280,28 @@
             <w:pPr>
               <w:spacing w:line="400" w:lineRule="exact"/>
               <w:rPr>
-                <w:rFonts w:ascii="微軟正黑體" w:eastAsia="微軟正黑體" w:hAnsi="微軟正黑體" w:hint="eastAsia"/>
-                <w:sz w:val="22"/>
-                <w:szCs w:val="20"/>
-              </w:rPr>
-            </w:pPr>
-            <w:r>
-              <w:rPr>
-                <w:rFonts w:ascii="微軟正黑體" w:eastAsia="微軟正黑體" w:hAnsi="微軟正黑體" w:hint="eastAsia"/>
-                <w:sz w:val="22"/>
-                <w:szCs w:val="20"/>
-              </w:rPr>
-              <w:t>萬潤2025創新創意競賽</w:t>
+                <w:rFonts w:ascii="微軟正黑體" w:eastAsia="微軟正黑體" w:hAnsi="微軟正黑體"/>
+                <w:sz w:val="22"/>
+                <w:szCs w:val="20"/>
+              </w:rPr>
+            </w:pPr>
+            <w:proofErr w:type="gramStart"/>
+            <w:r>
+              <w:rPr>
+                <w:rFonts w:ascii="微軟正黑體" w:eastAsia="微軟正黑體" w:hAnsi="微軟正黑體" w:hint="eastAsia"/>
+                <w:sz w:val="22"/>
+                <w:szCs w:val="20"/>
+              </w:rPr>
+              <w:t>萬潤</w:t>
+            </w:r>
+            <w:proofErr w:type="gramEnd"/>
+            <w:r>
+              <w:rPr>
+                <w:rFonts w:ascii="微軟正黑體" w:eastAsia="微軟正黑體" w:hAnsi="微軟正黑體" w:hint="eastAsia"/>
+                <w:sz w:val="22"/>
+                <w:szCs w:val="20"/>
+              </w:rPr>
+              <w:t>2025創新創意競賽</w:t>
             </w:r>
           </w:p>
         </w:tc>
@@ -271,7 +321,7 @@
               <w:ind w:leftChars="0" w:left="0"/>
               <w:cnfStyle w:val="000000100000" w:firstRow="0" w:lastRow="0" w:firstColumn="0" w:lastColumn="0" w:oddVBand="0" w:evenVBand="0" w:oddHBand="1" w:evenHBand="0" w:firstRowFirstColumn="0" w:firstRowLastColumn="0" w:lastRowFirstColumn="0" w:lastRowLastColumn="0"/>
               <w:rPr>
-                <w:rFonts w:ascii="微軟正黑體" w:eastAsia="微軟正黑體" w:hAnsi="微軟正黑體" w:hint="eastAsia"/>
+                <w:rFonts w:ascii="微軟正黑體" w:eastAsia="微軟正黑體" w:hAnsi="微軟正黑體"/>
                 <w:sz w:val="22"/>
                 <w:szCs w:val="20"/>
               </w:rPr>
@@ -306,7 +356,7 @@
             <w:pPr>
               <w:spacing w:line="400" w:lineRule="exact"/>
               <w:rPr>
-                <w:rFonts w:ascii="微軟正黑體" w:eastAsia="微軟正黑體" w:hAnsi="微軟正黑體" w:hint="eastAsia"/>
+                <w:rFonts w:ascii="微軟正黑體" w:eastAsia="微軟正黑體" w:hAnsi="微軟正黑體"/>
                 <w:sz w:val="22"/>
                 <w:szCs w:val="20"/>
               </w:rPr>
@@ -339,7 +389,7 @@
               <w:ind w:leftChars="0" w:left="0"/>
               <w:cnfStyle w:val="000000000000" w:firstRow="0" w:lastRow="0" w:firstColumn="0" w:lastColumn="0" w:oddVBand="0" w:evenVBand="0" w:oddHBand="0" w:evenHBand="0" w:firstRowFirstColumn="0" w:firstRowLastColumn="0" w:lastRowFirstColumn="0" w:lastRowLastColumn="0"/>
               <w:rPr>
-                <w:rFonts w:ascii="微軟正黑體" w:eastAsia="微軟正黑體" w:hAnsi="微軟正黑體" w:hint="eastAsia"/>
+                <w:rFonts w:ascii="微軟正黑體" w:eastAsia="微軟正黑體" w:hAnsi="微軟正黑體"/>
                 <w:sz w:val="22"/>
                 <w:szCs w:val="20"/>
               </w:rPr>
@@ -373,7 +423,7 @@
             <w:pPr>
               <w:spacing w:line="400" w:lineRule="exact"/>
               <w:rPr>
-                <w:rFonts w:ascii="微軟正黑體" w:eastAsia="微軟正黑體" w:hAnsi="微軟正黑體" w:hint="eastAsia"/>
+                <w:rFonts w:ascii="微軟正黑體" w:eastAsia="微軟正黑體" w:hAnsi="微軟正黑體"/>
                 <w:b w:val="0"/>
                 <w:bCs w:val="0"/>
                 <w:sz w:val="22"/>
@@ -406,18 +456,36 @@
               <w:ind w:leftChars="0" w:left="0"/>
               <w:cnfStyle w:val="000000100000" w:firstRow="0" w:lastRow="0" w:firstColumn="0" w:lastColumn="0" w:oddVBand="0" w:evenVBand="0" w:oddHBand="1" w:evenHBand="0" w:firstRowFirstColumn="0" w:firstRowLastColumn="0" w:lastRowFirstColumn="0" w:lastRowLastColumn="0"/>
               <w:rPr>
-                <w:rFonts w:ascii="微軟正黑體" w:eastAsia="微軟正黑體" w:hAnsi="微軟正黑體" w:hint="eastAsia"/>
-                <w:sz w:val="22"/>
-                <w:szCs w:val="20"/>
-              </w:rPr>
-            </w:pPr>
-            <w:r>
-              <w:rPr>
-                <w:rFonts w:ascii="微軟正黑體" w:eastAsia="微軟正黑體" w:hAnsi="微軟正黑體" w:hint="eastAsia"/>
-                <w:sz w:val="22"/>
-                <w:szCs w:val="20"/>
-              </w:rPr>
-              <w:t>07/01(一)09:00am~9/22(二)11:59am截止</w:t>
+                <w:rFonts w:ascii="微軟正黑體" w:eastAsia="微軟正黑體" w:hAnsi="微軟正黑體"/>
+                <w:sz w:val="22"/>
+                <w:szCs w:val="20"/>
+              </w:rPr>
+            </w:pPr>
+            <w:r>
+              <w:rPr>
+                <w:rFonts w:ascii="微軟正黑體" w:eastAsia="微軟正黑體" w:hAnsi="微軟正黑體" w:hint="eastAsia"/>
+                <w:sz w:val="22"/>
+                <w:szCs w:val="20"/>
+              </w:rPr>
+              <w:t>07/01(</w:t>
+            </w:r>
+            <w:proofErr w:type="gramStart"/>
+            <w:r>
+              <w:rPr>
+                <w:rFonts w:ascii="微軟正黑體" w:eastAsia="微軟正黑體" w:hAnsi="微軟正黑體" w:hint="eastAsia"/>
+                <w:sz w:val="22"/>
+                <w:szCs w:val="20"/>
+              </w:rPr>
+              <w:t>一</w:t>
+            </w:r>
+            <w:proofErr w:type="gramEnd"/>
+            <w:r>
+              <w:rPr>
+                <w:rFonts w:ascii="微軟正黑體" w:eastAsia="微軟正黑體" w:hAnsi="微軟正黑體" w:hint="eastAsia"/>
+                <w:sz w:val="22"/>
+                <w:szCs w:val="20"/>
+              </w:rPr>
+              <w:t>)09:00am~9/22(二)11:59am截止</w:t>
             </w:r>
           </w:p>
         </w:tc>
@@ -441,7 +509,7 @@
             <w:pPr>
               <w:spacing w:line="400" w:lineRule="exact"/>
               <w:rPr>
-                <w:rFonts w:ascii="微軟正黑體" w:eastAsia="微軟正黑體" w:hAnsi="微軟正黑體" w:hint="eastAsia"/>
+                <w:rFonts w:ascii="微軟正黑體" w:eastAsia="微軟正黑體" w:hAnsi="微軟正黑體"/>
                 <w:sz w:val="22"/>
                 <w:szCs w:val="20"/>
               </w:rPr>
@@ -474,7 +542,7 @@
               <w:ind w:leftChars="0" w:left="0"/>
               <w:cnfStyle w:val="000000000000" w:firstRow="0" w:lastRow="0" w:firstColumn="0" w:lastColumn="0" w:oddVBand="0" w:evenVBand="0" w:oddHBand="0" w:evenHBand="0" w:firstRowFirstColumn="0" w:firstRowLastColumn="0" w:lastRowFirstColumn="0" w:lastRowLastColumn="0"/>
               <w:rPr>
-                <w:rFonts w:ascii="微軟正黑體" w:eastAsia="微軟正黑體" w:hAnsi="微軟正黑體" w:hint="eastAsia"/>
+                <w:rFonts w:ascii="微軟正黑體" w:eastAsia="微軟正黑體" w:hAnsi="微軟正黑體"/>
                 <w:sz w:val="22"/>
                 <w:szCs w:val="20"/>
               </w:rPr>
@@ -508,18 +576,46 @@
             <w:pPr>
               <w:spacing w:line="400" w:lineRule="exact"/>
               <w:rPr>
-                <w:rFonts w:ascii="微軟正黑體" w:eastAsia="微軟正黑體" w:hAnsi="微軟正黑體" w:hint="eastAsia"/>
-                <w:sz w:val="22"/>
-                <w:szCs w:val="20"/>
-              </w:rPr>
-            </w:pPr>
-            <w:r>
-              <w:rPr>
-                <w:rFonts w:ascii="微軟正黑體" w:eastAsia="微軟正黑體" w:hAnsi="微軟正黑體" w:hint="eastAsia"/>
-                <w:sz w:val="22"/>
-                <w:szCs w:val="20"/>
-              </w:rPr>
-              <w:t>第七屆技職校院大手攜小手智慧創新應用競賽</w:t>
+                <w:rFonts w:ascii="微軟正黑體" w:eastAsia="微軟正黑體" w:hAnsi="微軟正黑體"/>
+                <w:sz w:val="22"/>
+                <w:szCs w:val="20"/>
+              </w:rPr>
+            </w:pPr>
+            <w:proofErr w:type="gramStart"/>
+            <w:r>
+              <w:rPr>
+                <w:rFonts w:ascii="微軟正黑體" w:eastAsia="微軟正黑體" w:hAnsi="微軟正黑體" w:hint="eastAsia"/>
+                <w:sz w:val="22"/>
+                <w:szCs w:val="20"/>
+              </w:rPr>
+              <w:t>第七屆技職校</w:t>
+            </w:r>
+            <w:proofErr w:type="gramEnd"/>
+            <w:r>
+              <w:rPr>
+                <w:rFonts w:ascii="微軟正黑體" w:eastAsia="微軟正黑體" w:hAnsi="微軟正黑體" w:hint="eastAsia"/>
+                <w:sz w:val="22"/>
+                <w:szCs w:val="20"/>
+              </w:rPr>
+              <w:t>院大</w:t>
+            </w:r>
+            <w:proofErr w:type="gramStart"/>
+            <w:r>
+              <w:rPr>
+                <w:rFonts w:ascii="微軟正黑體" w:eastAsia="微軟正黑體" w:hAnsi="微軟正黑體" w:hint="eastAsia"/>
+                <w:sz w:val="22"/>
+                <w:szCs w:val="20"/>
+              </w:rPr>
+              <w:t>手攜小手</w:t>
+            </w:r>
+            <w:proofErr w:type="gramEnd"/>
+            <w:r>
+              <w:rPr>
+                <w:rFonts w:ascii="微軟正黑體" w:eastAsia="微軟正黑體" w:hAnsi="微軟正黑體" w:hint="eastAsia"/>
+                <w:sz w:val="22"/>
+                <w:szCs w:val="20"/>
+              </w:rPr>
+              <w:t>智慧創新應用競賽</w:t>
             </w:r>
           </w:p>
         </w:tc>
@@ -539,18 +635,36 @@
               <w:ind w:leftChars="0" w:left="0"/>
               <w:cnfStyle w:val="000000100000" w:firstRow="0" w:lastRow="0" w:firstColumn="0" w:lastColumn="0" w:oddVBand="0" w:evenVBand="0" w:oddHBand="1" w:evenHBand="0" w:firstRowFirstColumn="0" w:firstRowLastColumn="0" w:lastRowFirstColumn="0" w:lastRowLastColumn="0"/>
               <w:rPr>
-                <w:rFonts w:ascii="微軟正黑體" w:eastAsia="微軟正黑體" w:hAnsi="微軟正黑體" w:hint="eastAsia"/>
-                <w:sz w:val="22"/>
-                <w:szCs w:val="20"/>
-              </w:rPr>
-            </w:pPr>
-            <w:r>
-              <w:rPr>
-                <w:rFonts w:ascii="微軟正黑體" w:eastAsia="微軟正黑體" w:hAnsi="微軟正黑體" w:hint="eastAsia"/>
-                <w:sz w:val="22"/>
-                <w:szCs w:val="20"/>
-              </w:rPr>
-              <w:t>09/01(一)09:00am~10/7(二)05:00pm截止</w:t>
+                <w:rFonts w:ascii="微軟正黑體" w:eastAsia="微軟正黑體" w:hAnsi="微軟正黑體"/>
+                <w:sz w:val="22"/>
+                <w:szCs w:val="20"/>
+              </w:rPr>
+            </w:pPr>
+            <w:r>
+              <w:rPr>
+                <w:rFonts w:ascii="微軟正黑體" w:eastAsia="微軟正黑體" w:hAnsi="微軟正黑體" w:hint="eastAsia"/>
+                <w:sz w:val="22"/>
+                <w:szCs w:val="20"/>
+              </w:rPr>
+              <w:t>09/01(</w:t>
+            </w:r>
+            <w:proofErr w:type="gramStart"/>
+            <w:r>
+              <w:rPr>
+                <w:rFonts w:ascii="微軟正黑體" w:eastAsia="微軟正黑體" w:hAnsi="微軟正黑體" w:hint="eastAsia"/>
+                <w:sz w:val="22"/>
+                <w:szCs w:val="20"/>
+              </w:rPr>
+              <w:t>一</w:t>
+            </w:r>
+            <w:proofErr w:type="gramEnd"/>
+            <w:r>
+              <w:rPr>
+                <w:rFonts w:ascii="微軟正黑體" w:eastAsia="微軟正黑體" w:hAnsi="微軟正黑體" w:hint="eastAsia"/>
+                <w:sz w:val="22"/>
+                <w:szCs w:val="20"/>
+              </w:rPr>
+              <w:t>)09:00am~10/7(二)05:00pm截止</w:t>
             </w:r>
           </w:p>
         </w:tc>
@@ -574,7 +688,7 @@
             <w:pPr>
               <w:spacing w:line="400" w:lineRule="exact"/>
               <w:rPr>
-                <w:rFonts w:ascii="微軟正黑體" w:eastAsia="微軟正黑體" w:hAnsi="微軟正黑體" w:hint="eastAsia"/>
+                <w:rFonts w:ascii="微軟正黑體" w:eastAsia="微軟正黑體" w:hAnsi="微軟正黑體"/>
                 <w:sz w:val="22"/>
                 <w:szCs w:val="20"/>
               </w:rPr>
@@ -607,18 +721,36 @@
               <w:ind w:leftChars="0" w:left="0"/>
               <w:cnfStyle w:val="000000000000" w:firstRow="0" w:lastRow="0" w:firstColumn="0" w:lastColumn="0" w:oddVBand="0" w:evenVBand="0" w:oddHBand="0" w:evenHBand="0" w:firstRowFirstColumn="0" w:firstRowLastColumn="0" w:lastRowFirstColumn="0" w:lastRowLastColumn="0"/>
               <w:rPr>
-                <w:rFonts w:ascii="微軟正黑體" w:eastAsia="微軟正黑體" w:hAnsi="微軟正黑體" w:hint="eastAsia"/>
-                <w:sz w:val="22"/>
-                <w:szCs w:val="20"/>
-              </w:rPr>
-            </w:pPr>
-            <w:r>
-              <w:rPr>
-                <w:rFonts w:ascii="微軟正黑體" w:eastAsia="微軟正黑體" w:hAnsi="微軟正黑體" w:hint="eastAsia"/>
-                <w:sz w:val="22"/>
-                <w:szCs w:val="20"/>
-              </w:rPr>
-              <w:t>09/01(一)09:00am~10/23(四)11:59pm截止</w:t>
+                <w:rFonts w:ascii="微軟正黑體" w:eastAsia="微軟正黑體" w:hAnsi="微軟正黑體"/>
+                <w:sz w:val="22"/>
+                <w:szCs w:val="20"/>
+              </w:rPr>
+            </w:pPr>
+            <w:r>
+              <w:rPr>
+                <w:rFonts w:ascii="微軟正黑體" w:eastAsia="微軟正黑體" w:hAnsi="微軟正黑體" w:hint="eastAsia"/>
+                <w:sz w:val="22"/>
+                <w:szCs w:val="20"/>
+              </w:rPr>
+              <w:t>09/01(</w:t>
+            </w:r>
+            <w:proofErr w:type="gramStart"/>
+            <w:r>
+              <w:rPr>
+                <w:rFonts w:ascii="微軟正黑體" w:eastAsia="微軟正黑體" w:hAnsi="微軟正黑體" w:hint="eastAsia"/>
+                <w:sz w:val="22"/>
+                <w:szCs w:val="20"/>
+              </w:rPr>
+              <w:t>一</w:t>
+            </w:r>
+            <w:proofErr w:type="gramEnd"/>
+            <w:r>
+              <w:rPr>
+                <w:rFonts w:ascii="微軟正黑體" w:eastAsia="微軟正黑體" w:hAnsi="微軟正黑體" w:hint="eastAsia"/>
+                <w:sz w:val="22"/>
+                <w:szCs w:val="20"/>
+              </w:rPr>
+              <w:t>)09:00am~10/23(四)11:59pm截止</w:t>
             </w:r>
           </w:p>
         </w:tc>
@@ -641,7 +773,7 @@
             <w:pPr>
               <w:spacing w:line="400" w:lineRule="exact"/>
               <w:rPr>
-                <w:rFonts w:ascii="微軟正黑體" w:eastAsia="微軟正黑體" w:hAnsi="微軟正黑體" w:hint="eastAsia"/>
+                <w:rFonts w:ascii="微軟正黑體" w:eastAsia="微軟正黑體" w:hAnsi="微軟正黑體"/>
                 <w:sz w:val="22"/>
                 <w:szCs w:val="20"/>
               </w:rPr>
@@ -672,24 +804,49 @@
               <w:ind w:leftChars="0" w:left="0"/>
               <w:cnfStyle w:val="000000100000" w:firstRow="0" w:lastRow="0" w:firstColumn="0" w:lastColumn="0" w:oddVBand="0" w:evenVBand="0" w:oddHBand="1" w:evenHBand="0" w:firstRowFirstColumn="0" w:firstRowLastColumn="0" w:lastRowFirstColumn="0" w:lastRowLastColumn="0"/>
               <w:rPr>
-                <w:rFonts w:ascii="微軟正黑體" w:eastAsia="微軟正黑體" w:hAnsi="微軟正黑體" w:hint="eastAsia"/>
-                <w:sz w:val="22"/>
-                <w:szCs w:val="20"/>
-              </w:rPr>
-            </w:pPr>
-            <w:r>
-              <w:rPr>
-                <w:rFonts w:ascii="微軟正黑體" w:eastAsia="微軟正黑體" w:hAnsi="微軟正黑體" w:hint="eastAsia"/>
-                <w:sz w:val="22"/>
-                <w:szCs w:val="20"/>
-              </w:rPr>
-              <w:t>07/01(一)09:00am~10/28(二)11:59pm截止</w:t>
+                <w:rFonts w:ascii="微軟正黑體" w:eastAsia="微軟正黑體" w:hAnsi="微軟正黑體"/>
+                <w:sz w:val="22"/>
+                <w:szCs w:val="20"/>
+              </w:rPr>
+            </w:pPr>
+            <w:r>
+              <w:rPr>
+                <w:rFonts w:ascii="微軟正黑體" w:eastAsia="微軟正黑體" w:hAnsi="微軟正黑體" w:hint="eastAsia"/>
+                <w:sz w:val="22"/>
+                <w:szCs w:val="20"/>
+              </w:rPr>
+              <w:t>07/01(</w:t>
+            </w:r>
+            <w:proofErr w:type="gramStart"/>
+            <w:r>
+              <w:rPr>
+                <w:rFonts w:ascii="微軟正黑體" w:eastAsia="微軟正黑體" w:hAnsi="微軟正黑體" w:hint="eastAsia"/>
+                <w:sz w:val="22"/>
+                <w:szCs w:val="20"/>
+              </w:rPr>
+              <w:t>一</w:t>
+            </w:r>
+            <w:proofErr w:type="gramEnd"/>
+            <w:r>
+              <w:rPr>
+                <w:rFonts w:ascii="微軟正黑體" w:eastAsia="微軟正黑體" w:hAnsi="微軟正黑體" w:hint="eastAsia"/>
+                <w:sz w:val="22"/>
+                <w:szCs w:val="20"/>
+              </w:rPr>
+              <w:t>)09:00am~10/28(二)11:59pm截止</w:t>
             </w:r>
           </w:p>
         </w:tc>
       </w:tr>
     </w:tbl>
     <w:p/>
+    <w:p>
+      <w:pPr>
+        <w:rPr>
+          <w:rFonts w:hint="eastAsia"/>
+        </w:rPr>
+      </w:pPr>
+    </w:p>
     <w:sectPr>
       <w:pgSz w:w="11906" w:h="16838"/>
       <w:pgMar w:top="720" w:right="720" w:bottom="720" w:left="720" w:header="851" w:footer="992" w:gutter="0"/>
